--- a/docs/labs/pr12/nb/reports/0302-pz01-nb.docx
+++ b/docs/labs/pr12/nb/reports/0302-pz01-nb.docx
@@ -2033,11 +2033,9 @@
             <w:tcW w:w="2598" w:type="dxa"/>
           </w:tcPr>
           <w:p>
-            <w:pPr>
-              <w:pStyle w:val="ae"/>
-              <w:spacing w:before="40" w:after="40"/>
-              <w:jc w:val="left"/>
-            </w:pPr>
+            <w:r>
+              <w:t>Interview with user/representative</w:t>
+            </w:r>
           </w:p>
         </w:tc>
         <w:tc>
@@ -2045,11 +2043,9 @@
             <w:tcW w:w="3378" w:type="dxa"/>
           </w:tcPr>
           <w:p>
-            <w:pPr>
-              <w:pStyle w:val="ae"/>
-              <w:spacing w:before="40" w:after="40"/>
-              <w:jc w:val="left"/>
-            </w:pPr>
+            <w:r>
+              <w:t>NOT_CONDUCTED by agent; docs/labs/pr12/nb/interview.md records unknown participants/date and does not invent answers</w:t>
+            </w:r>
           </w:p>
         </w:tc>
         <w:tc>
@@ -2057,11 +2053,9 @@
             <w:tcW w:w="3378" w:type="dxa"/>
           </w:tcPr>
           <w:p>
-            <w:pPr>
-              <w:pStyle w:val="ae"/>
-              <w:spacing w:before="40" w:after="40"/>
-              <w:jc w:val="left"/>
-            </w:pPr>
+            <w:r>
+              <w:t>Human gate real_interview remains pending</w:t>
+            </w:r>
           </w:p>
         </w:tc>
       </w:tr>
@@ -2331,7 +2325,7 @@
           </w:tcPr>
           <w:p>
             <w:r>
-              <w:t>strict headers and abs 300 s</w:t>
+              <w:t>strict headers and inclusive abs 300 s</w:t>
             </w:r>
           </w:p>
         </w:tc>
@@ -2341,7 +2335,7 @@
           </w:tcPr>
           <w:p>
             <w:r>
-              <w:t>HP-BP-002 T/001</w:t>
+              <w:t>HP-BP-002 T/001; HP-BP-007 T/010</w:t>
             </w:r>
           </w:p>
         </w:tc>
@@ -2407,7 +2401,7 @@
           </w:tcPr>
           <w:p>
             <w:r>
-              <w:t>HP-BP-007 T/010</w:t>
+              <w:t>HP-BP-007 T/005</w:t>
             </w:r>
           </w:p>
         </w:tc>
@@ -2531,6 +2525,68 @@
           </w:tcPr>
           <w:p>
             <w:r>
+              <w:t>HP-BP-002 T/006,T/008; HP-DOC-NFR-001</w:t>
+            </w:r>
+          </w:p>
+        </w:tc>
+        <w:tc>
+          <w:tcPr>
+            <w:tcW w:type="dxa" w:w="1086"/>
+          </w:tcPr>
+          <w:p>
+            <w:r>
+              <w:t>security</w:t>
+            </w:r>
+          </w:p>
+        </w:tc>
+        <w:tc>
+          <w:tcPr>
+            <w:tcW w:type="dxa" w:w="2172"/>
+          </w:tcPr>
+          <w:p>
+            <w:r>
+              <w:t>safe output scan</w:t>
+            </w:r>
+          </w:p>
+        </w:tc>
+        <w:tc>
+          <w:tcPr>
+            <w:tcW w:type="dxa" w:w="1670"/>
+          </w:tcPr>
+          <w:p>
+            <w:r>
+              <w:t>candidate implemented</w:t>
+            </w:r>
+          </w:p>
+        </w:tc>
+      </w:tr>
+      <w:tr>
+        <w:tc>
+          <w:tcPr>
+            <w:tcW w:type="dxa" w:w="1086"/>
+          </w:tcPr>
+          <w:p>
+            <w:r>
+              <w:t>NFR-SIG-02</w:t>
+            </w:r>
+          </w:p>
+        </w:tc>
+        <w:tc>
+          <w:tcPr>
+            <w:tcW w:type="dxa" w:w="1670"/>
+          </w:tcPr>
+          <w:p>
+            <w:r>
+              <w:t>deterministic bounded verification</w:t>
+            </w:r>
+          </w:p>
+        </w:tc>
+        <w:tc>
+          <w:tcPr>
+            <w:tcW w:type="dxa" w:w="1670"/>
+          </w:tcPr>
+          <w:p>
+            <w:r>
               <w:t>HP-BP-007 T/010</w:t>
             </w:r>
           </w:p>
@@ -2541,7 +2597,7 @@
           </w:tcPr>
           <w:p>
             <w:r>
-              <w:t>security</w:t>
+              <w:t>clock/deadline</w:t>
             </w:r>
           </w:p>
         </w:tc>
@@ -2551,7 +2607,7 @@
           </w:tcPr>
           <w:p>
             <w:r>
-              <w:t>safe output scan</w:t>
+              <w:t>fixed clock and overflow regressions</w:t>
             </w:r>
           </w:p>
         </w:tc>
@@ -2594,13 +2650,13 @@
     </w:p>
     <w:p>
       <w:r>
-        <w:t>Причина и задача: precedence and duplicate-token ambiguity in R1. Ссылка на изменение: docs/labs/pr12/nb/requirement-change.md; branch work/HIT-50-nb-refinement; commit 35b4c247319cf3bf0c8d8288d109c996fc721d0b.</w:t>
+        <w:t>Причина и задача: precedence and duplicate-token ambiguity in R1. Ссылка на изменение: docs/labs/pr12/nb/requirement-change.md; branch work/HIT-50-nb-refinement; commit 35b4c247319cf3bf0c8d8288d109c996fc721d0b; PR https://github.com/hitpipe/hitpipe/pull/38.</w:t>
       </w:r>
       <w:r/>
     </w:p>
     <w:p>
       <w:r>
-        <w:t>Применение DoD: git diff --check, python3 -m json.tool, marker audit; actual evidence in docs/labs/pr12/nb/evidence/hit-50-r2-validation.log. External PR/CI/review/merge are pending.</w:t>
+        <w:t>Применение DoD: git diff --check, python3 -m json.tool, marker audit; actual evidence in docs/labs/pr12/nb/evidence/hit-50-r2-validation.log; native CI run 39262488242 succeeded. Review/merge remain pending.</w:t>
       </w:r>
     </w:p>
     <w:p>
@@ -2775,12 +2831,9 @@
             <w:tcW w:w="3378" w:type="dxa"/>
           </w:tcPr>
           <w:p>
-            <w:pPr>
-              <w:pStyle w:val="ae"/>
-              <w:keepNext/>
-              <w:spacing w:before="40" w:after="40"/>
-              <w:jc w:val="left"/>
-            </w:pPr>
+            <w:r>
+              <w:t>External opposition</w:t>
+            </w:r>
           </w:p>
         </w:tc>
         <w:tc>
@@ -2788,12 +2841,9 @@
             <w:tcW w:w="2598" w:type="dxa"/>
           </w:tcPr>
           <w:p>
-            <w:pPr>
-              <w:pStyle w:val="ae"/>
-              <w:keepNext/>
-              <w:spacing w:before="40" w:after="40"/>
-              <w:jc w:val="left"/>
-            </w:pPr>
+            <w:r>
+              <w:t>NOT_CONDUCTED; no artificial objection recorded</w:t>
+            </w:r>
           </w:p>
         </w:tc>
         <w:tc>
@@ -2801,12 +2851,9 @@
             <w:tcW w:w="3378" w:type="dxa"/>
           </w:tcPr>
           <w:p>
-            <w:pPr>
-              <w:pStyle w:val="ae"/>
-              <w:keepNext/>
-              <w:spacing w:before="40" w:after="40"/>
-              <w:jc w:val="left"/>
-            </w:pPr>
+            <w:r>
+              <w:t>Wait for teacher-assigned project and human discussion</w:t>
+            </w:r>
           </w:p>
         </w:tc>
       </w:tr>
@@ -2820,11 +2867,9 @@
             <w:tcW w:w="3378" w:type="dxa"/>
           </w:tcPr>
           <w:p>
-            <w:pPr>
-              <w:pStyle w:val="ae"/>
-              <w:spacing w:before="40" w:after="40"/>
-              <w:jc w:val="left"/>
-            </w:pPr>
+            <w:r>
+              <w:t>Clarity review</w:t>
+            </w:r>
           </w:p>
         </w:tc>
         <w:tc>
@@ -2832,11 +2877,9 @@
             <w:tcW w:w="2598" w:type="dxa"/>
           </w:tcPr>
           <w:p>
-            <w:pPr>
-              <w:pStyle w:val="ae"/>
-              <w:spacing w:before="40" w:after="40"/>
-              <w:jc w:val="left"/>
-            </w:pPr>
+            <w:r>
+              <w:t>NOT_CONDUCTED; answer key is not disclosed</w:t>
+            </w:r>
           </w:p>
         </w:tc>
         <w:tc>
@@ -2844,11 +2887,9 @@
             <w:tcW w:w="3378" w:type="dxa"/>
           </w:tcPr>
           <w:p>
-            <w:pPr>
-              <w:pStyle w:val="ae"/>
-              <w:spacing w:before="40" w:after="40"/>
-              <w:jc w:val="left"/>
-            </w:pPr>
+            <w:r>
+              <w:t>Human gate remains pending</w:t>
+            </w:r>
           </w:p>
         </w:tc>
       </w:tr>
@@ -3012,11 +3053,9 @@
             <w:tcW w:w="1765" w:type="dxa"/>
           </w:tcPr>
           <w:p>
-            <w:pPr>
-              <w:pStyle w:val="ae"/>
-              <w:spacing w:before="40" w:after="40"/>
-              <w:jc w:val="left"/>
-            </w:pPr>
+            <w:r>
+              <w:t>Requirements and traceability</w:t>
+            </w:r>
           </w:p>
         </w:tc>
         <w:tc>
@@ -3024,11 +3063,9 @@
             <w:tcW w:w="1765" w:type="dxa"/>
           </w:tcPr>
           <w:p>
-            <w:pPr>
-              <w:pStyle w:val="ae"/>
-              <w:spacing w:before="40" w:after="40"/>
-              <w:jc w:val="left"/>
-            </w:pPr>
+            <w:r>
+              <w:t>clean checkout; git diff --check; python3 -m json.tool docs/labs/pr12/nb/requirements-trace.json</w:t>
+            </w:r>
           </w:p>
         </w:tc>
         <w:tc>
@@ -3036,11 +3073,9 @@
             <w:tcW w:w="1765" w:type="dxa"/>
           </w:tcPr>
           <w:p>
-            <w:pPr>
-              <w:pStyle w:val="ae"/>
-              <w:spacing w:before="40" w:after="40"/>
-              <w:jc w:val="left"/>
-            </w:pPr>
+            <w:r>
+              <w:t>JSON and marker validation exit 0; source remains Candidate/In Review</w:t>
+            </w:r>
           </w:p>
         </w:tc>
         <w:tc>
@@ -3048,11 +3083,9 @@
             <w:tcW w:w="2294" w:type="dxa"/>
           </w:tcPr>
           <w:p>
-            <w:pPr>
-              <w:pStyle w:val="ae"/>
-              <w:spacing w:before="40" w:after="40"/>
-              <w:jc w:val="left"/>
-            </w:pPr>
+            <w:r>
+              <w:t>HIT-50 35b4c247319cf3bf0c8d8288d109c996fc721d0b; hit-50-r2-validation.log; PR #38; CI 39262488242</w:t>
+            </w:r>
           </w:p>
         </w:tc>
         <w:tc>
@@ -3060,11 +3093,165 @@
             <w:tcW w:w="1765" w:type="dxa"/>
           </w:tcPr>
           <w:p>
-            <w:pPr>
-              <w:pStyle w:val="ae"/>
-              <w:spacing w:before="40" w:after="40"/>
-              <w:jc w:val="left"/>
-            </w:pPr>
+            <w:r>
+              <w:t>No human interview or acceptance is claimed</w:t>
+            </w:r>
+          </w:p>
+        </w:tc>
+      </w:tr>
+      <w:tr>
+        <w:tc>
+          <w:tcPr>
+            <w:tcW w:type="dxa" w:w="1765"/>
+          </w:tcPr>
+          <w:p>
+            <w:r>
+              <w:t>C1 numerical policy</w:t>
+            </w:r>
+          </w:p>
+        </w:tc>
+        <w:tc>
+          <w:tcPr>
+            <w:tcW w:type="dxa" w:w="1765"/>
+          </w:tcPr>
+          <w:p>
+            <w:r>
+              <w:t>PR31 head 53687c138e266fda9104ef620edbc7d4252d8f6f; native intake workflow</w:t>
+            </w:r>
+          </w:p>
+        </w:tc>
+        <w:tc>
+          <w:tcPr>
+            <w:tcW w:type="dxa" w:w="1765"/>
+          </w:tcPr>
+          <w:p>
+            <w:r>
+              <w:t>checked parse, positive clock and safe distance are present; three reviewer regressions pass on corrected chain</w:t>
+            </w:r>
+          </w:p>
+        </w:tc>
+        <w:tc>
+          <w:tcPr>
+            <w:tcW w:type="dxa" w:w="2294"/>
+          </w:tcPr>
+          <w:p>
+            <w:r>
+              <w:t>PR #31; C1 head 53687c1; native CI after push</w:t>
+            </w:r>
+          </w:p>
+        </w:tc>
+        <w:tc>
+          <w:tcPr>
+            <w:tcW w:type="dxa" w:w="1765"/>
+          </w:tcPr>
+          <w:p>
+            <w:r>
+              <w:t>C1/C2/C3 remain unmerged</w:t>
+            </w:r>
+          </w:p>
+        </w:tc>
+      </w:tr>
+      <w:tr>
+        <w:tc>
+          <w:tcPr>
+            <w:tcW w:type="dxa" w:w="1765"/>
+          </w:tcPr>
+          <w:p>
+            <w:r>
+              <w:t>C3 verification and CLI</w:t>
+            </w:r>
+          </w:p>
+        </w:tc>
+        <w:tc>
+          <w:tcPr>
+            <w:tcW w:type="dxa" w:w="1765"/>
+          </w:tcPr>
+          <w:p>
+            <w:r>
+              <w:t>PR33 head d164aebd5b746151da41717f0ffb483eb9b39a63; race wrapper, smoke and inspection</w:t>
+            </w:r>
+          </w:p>
+        </w:tc>
+        <w:tc>
+          <w:tcPr>
+            <w:tcW w:type="dxa" w:w="1765"/>
+          </w:tcPr>
+          <w:p>
+            <w:r>
+              <w:t>tests/vet/race/smoke/inspection PASS; text/json/invalid exits 0/0/2</w:t>
+            </w:r>
+          </w:p>
+        </w:tc>
+        <w:tc>
+          <w:tcPr>
+            <w:tcW w:type="dxa" w:w="2294"/>
+          </w:tcPr>
+          <w:p>
+            <w:r>
+              <w:t>PR #33; hit-53-correction-ci.json and hit-53-correction-cli.md</w:t>
+            </w:r>
+          </w:p>
+        </w:tc>
+        <w:tc>
+          <w:tcPr>
+            <w:tcW w:type="dxa" w:w="1765"/>
+          </w:tcPr>
+          <w:p>
+            <w:r>
+              <w:t>No production deployment</w:t>
+            </w:r>
+          </w:p>
+        </w:tc>
+      </w:tr>
+      <w:tr>
+        <w:tc>
+          <w:tcPr>
+            <w:tcW w:type="dxa" w:w="1765"/>
+          </w:tcPr>
+          <w:p>
+            <w:r>
+              <w:t>Freshness and HMAC evidence</w:t>
+            </w:r>
+          </w:p>
+        </w:tc>
+        <w:tc>
+          <w:tcPr>
+            <w:tcW w:type="dxa" w:w="1765"/>
+          </w:tcPr>
+          <w:p>
+            <w:r>
+              <w:t>49 freshness cases plus four independent HMAC vectors on corrected policy</w:t>
+            </w:r>
+          </w:p>
+        </w:tc>
+        <w:tc>
+          <w:tcPr>
+            <w:tcW w:type="dxa" w:w="1765"/>
+          </w:tcPr>
+          <w:p>
+            <w:r>
+              <w:t>all signed cases PASS; 27 report/evidence digests match the reviewed package</w:t>
+            </w:r>
+          </w:p>
+        </w:tc>
+        <w:tc>
+          <w:tcPr>
+            <w:tcW w:type="dxa" w:w="2294"/>
+          </w:tcPr>
+          <w:p>
+            <w:r>
+              <w:t>review-checks.json; artifact-verification.json; evidence/index.json</w:t>
+            </w:r>
+          </w:p>
+        </w:tc>
+        <w:tc>
+          <w:tcPr>
+            <w:tcW w:type="dxa" w:w="1765"/>
+          </w:tcPr>
+          <w:p>
+            <w:r>
+              <w:t>Reviewer probes are not author mutations</w:t>
+            </w:r>
           </w:p>
         </w:tc>
       </w:tr>
@@ -3200,7 +3387,7 @@
           </w:tcPr>
           <w:p>
             <w:r>
-              <w:t>[human fills after clarity check]</w:t>
+              <w:t>Human clarity check remains pending; technical oracle is recorded in results table</w:t>
             </w:r>
           </w:p>
         </w:tc>
@@ -3343,11 +3530,9 @@
             <w:tcW w:w="3685" w:type="dxa"/>
           </w:tcPr>
           <w:p>
-            <w:pPr>
-              <w:pStyle w:val="ae"/>
-              <w:spacing w:before="40" w:after="40"/>
-              <w:jc w:val="left"/>
-            </w:pPr>
+            <w:r>
+              <w:t>Технический результат</w:t>
+            </w:r>
           </w:p>
         </w:tc>
         <w:tc>
@@ -3355,11 +3540,9 @@
             <w:tcW w:w="2835" w:type="dxa"/>
           </w:tcPr>
           <w:p>
-            <w:pPr>
-              <w:pStyle w:val="ae"/>
-              <w:spacing w:before="40" w:after="40"/>
-              <w:jc w:val="left"/>
-            </w:pPr>
+            <w:r>
+              <w:t>Подготовлены requirements, traceability, refinement, exact source pins, C1/C2/C3 code chain, CI and corrected report inputs.</w:t>
+            </w:r>
           </w:p>
         </w:tc>
         <w:tc>
@@ -3367,11 +3550,41 @@
             <w:tcW w:w="2835" w:type="dxa"/>
           </w:tcPr>
           <w:p>
-            <w:pPr>
-              <w:pStyle w:val="ae"/>
-              <w:spacing w:before="40" w:after="40"/>
-              <w:jc w:val="left"/>
-            </w:pPr>
+            <w:r>
+              <w:t>HIT-49/50 PRs #37/#38; code PRs #31/#32/#33; report PR #34; evidence/index paths and actual CI links.</w:t>
+            </w:r>
+          </w:p>
+        </w:tc>
+      </w:tr>
+      <w:tr>
+        <w:tc>
+          <w:tcPr>
+            <w:tcW w:type="dxa" w:w="3685"/>
+          </w:tcPr>
+          <w:p>
+            <w:r>
+              <w:t>Человеческие результаты</w:t>
+            </w:r>
+          </w:p>
+        </w:tc>
+        <w:tc>
+          <w:tcPr>
+            <w:tcW w:type="dxa" w:w="2835"/>
+          </w:tcPr>
+          <w:p>
+            <w:r>
+              <w:t>Interview, clarity, opposition, independent review/merge, signatures, screenshots and defense are not conducted by the agent.</w:t>
+            </w:r>
+          </w:p>
+        </w:tc>
+        <w:tc>
+          <w:tcPr>
+            <w:tcW w:type="dxa" w:w="2835"/>
+          </w:tcPr>
+          <w:p>
+            <w:r>
+              <w:t>Human-gates files explicitly remain NOT_CONDUCTED/PENDING; status CONTENT_READY_IMAGES_PENDING.</w:t>
+            </w:r>
           </w:p>
         </w:tc>
       </w:tr>
@@ -3493,6 +3706,22 @@
             <w:tcW w:w="4677" w:type="dxa"/>
           </w:tcPr>
           <w:p>
+            <w:r>
+              <w:t>МДК.03.02, ПЗ №1, Никита Будыкин</w:t>
+            </w:r>
+          </w:p>
+        </w:tc>
+      </w:tr>
+      <w:tr>
+        <w:trPr>
+          <w:cantSplit/>
+          <w:jc w:val="center"/>
+        </w:trPr>
+        <w:tc>
+          <w:tcPr>
+            <w:tcW w:w="4677" w:type="dxa"/>
+          </w:tcPr>
+          <w:p>
             <w:pPr>
               <w:pStyle w:val="ae"/>
               <w:keepNext/>
@@ -3500,7 +3729,17 @@
               <w:jc w:val="left"/>
             </w:pPr>
             <w:r>
-              <w:t xml:space="preserve">МДК.03.02, ПЗ №1, </w:t>
+              <w:t>Tag → commit</w:t>
+            </w:r>
+          </w:p>
+        </w:tc>
+        <w:tc>
+          <w:tcPr>
+            <w:tcW w:w="4677" w:type="dxa"/>
+          </w:tcPr>
+          <w:p>
+            <w:r>
+              <w:t>[immutable tag after authorized human merge] → d164aebd5b746151da41717f0ffb483eb9b39a63 code snapshot; report head is recorded after correction commit</w:t>
             </w:r>
           </w:p>
         </w:tc>
@@ -3522,10 +3761,26 @@
               <w:jc w:val="left"/>
             </w:pPr>
             <w:r>
-              <w:t>Tag → commit</w:t>
-            </w:r>
-          </w:p>
-        </w:tc>
+              <w:t>Материалы</w:t>
+            </w:r>
+          </w:p>
+        </w:tc>
+        <w:tc>
+          <w:tcPr>
+            <w:tcW w:w="4677" w:type="dxa"/>
+          </w:tcPr>
+          <w:p>
+            <w:r>
+              <w:t>requirements.md; requirement-change.md; requirements-trace.json; criteria-crosswalk.json; evidence/index.json; four DOCX; screenshot instructions</w:t>
+            </w:r>
+          </w:p>
+        </w:tc>
+      </w:tr>
+      <w:tr>
+        <w:trPr>
+          <w:cantSplit/>
+          <w:jc w:val="center"/>
+        </w:trPr>
         <w:tc>
           <w:tcPr>
             <w:tcW w:w="4677" w:type="dxa"/>
@@ -3537,6 +3792,19 @@
               <w:spacing w:before="40" w:after="40"/>
               <w:jc w:val="left"/>
             </w:pPr>
+            <w:r>
+              <w:t>Задачи и MR/PR</w:t>
+            </w:r>
+          </w:p>
+        </w:tc>
+        <w:tc>
+          <w:tcPr>
+            <w:tcW w:w="4677" w:type="dxa"/>
+          </w:tcPr>
+          <w:p>
+            <w:r>
+              <w:t>HIT-49 PR #37; HIT-50 PR #38; HIT-51 PR #31; HIT-52 PR #32; HIT-53 PR #33; HIT-54 PR #39; HIT-55 PR #40; HIT-56 PR #34</w:t>
+            </w:r>
           </w:p>
         </w:tc>
       </w:tr>
@@ -3557,10 +3825,26 @@
               <w:jc w:val="left"/>
             </w:pPr>
             <w:r>
-              <w:t>Материалы</w:t>
-            </w:r>
-          </w:p>
-        </w:tc>
+              <w:t>Pipeline и применимые проверки</w:t>
+            </w:r>
+          </w:p>
+        </w:tc>
+        <w:tc>
+          <w:tcPr>
+            <w:tcW w:w="4677" w:type="dxa"/>
+          </w:tcPr>
+          <w:p>
+            <w:r>
+              <w:t>HIT-50 CI 39262488242; C3 correction/current chain links in evidence/index.json and handoff.md; no main merge</w:t>
+            </w:r>
+          </w:p>
+        </w:tc>
+      </w:tr>
+      <w:tr>
+        <w:trPr>
+          <w:cantSplit/>
+          <w:jc w:val="center"/>
+        </w:trPr>
         <w:tc>
           <w:tcPr>
             <w:tcW w:w="4677" w:type="dxa"/>
@@ -3572,6 +3856,19 @@
               <w:spacing w:before="40" w:after="40"/>
               <w:jc w:val="left"/>
             </w:pPr>
+            <w:r>
+              <w:t>Оппонирование</w:t>
+            </w:r>
+          </w:p>
+        </w:tc>
+        <w:tc>
+          <w:tcPr>
+            <w:tcW w:w="4677" w:type="dxa"/>
+          </w:tcPr>
+          <w:p>
+            <w:r>
+              <w:t>External opposition NOT_CONDUCTED; human gate file retained</w:t>
+            </w:r>
           </w:p>
         </w:tc>
       </w:tr>
@@ -3587,12 +3884,11 @@
           <w:p>
             <w:pPr>
               <w:pStyle w:val="ae"/>
-              <w:keepNext/>
               <w:spacing w:before="40" w:after="40"/>
               <w:jc w:val="left"/>
             </w:pPr>
             <w:r>
-              <w:t>Задачи и MR/PR</w:t>
+              <w:t>Ограничения</w:t>
             </w:r>
           </w:p>
         </w:tc>
@@ -3601,115 +3897,9 @@
             <w:tcW w:w="4677" w:type="dxa"/>
           </w:tcPr>
           <w:p>
-            <w:pPr>
-              <w:pStyle w:val="ae"/>
-              <w:keepNext/>
-              <w:spacing w:before="40" w:after="40"/>
-              <w:jc w:val="left"/>
-            </w:pPr>
-          </w:p>
-        </w:tc>
-      </w:tr>
-      <w:tr>
-        <w:trPr>
-          <w:cantSplit/>
-          <w:jc w:val="center"/>
-        </w:trPr>
-        <w:tc>
-          <w:tcPr>
-            <w:tcW w:w="4677" w:type="dxa"/>
-          </w:tcPr>
-          <w:p>
-            <w:pPr>
-              <w:pStyle w:val="ae"/>
-              <w:keepNext/>
-              <w:spacing w:before="40" w:after="40"/>
-              <w:jc w:val="left"/>
-            </w:pPr>
-            <w:r>
-              <w:t>Pipeline и применимые проверки</w:t>
-            </w:r>
-          </w:p>
-        </w:tc>
-        <w:tc>
-          <w:tcPr>
-            <w:tcW w:w="4677" w:type="dxa"/>
-          </w:tcPr>
-          <w:p>
-            <w:pPr>
-              <w:pStyle w:val="ae"/>
-              <w:keepNext/>
-              <w:spacing w:before="40" w:after="40"/>
-              <w:jc w:val="left"/>
-            </w:pPr>
-          </w:p>
-        </w:tc>
-      </w:tr>
-      <w:tr>
-        <w:trPr>
-          <w:cantSplit/>
-          <w:jc w:val="center"/>
-        </w:trPr>
-        <w:tc>
-          <w:tcPr>
-            <w:tcW w:w="4677" w:type="dxa"/>
-          </w:tcPr>
-          <w:p>
-            <w:pPr>
-              <w:pStyle w:val="ae"/>
-              <w:keepNext/>
-              <w:spacing w:before="40" w:after="40"/>
-              <w:jc w:val="left"/>
-            </w:pPr>
-            <w:r>
-              <w:t>Оппонирование</w:t>
-            </w:r>
-          </w:p>
-        </w:tc>
-        <w:tc>
-          <w:tcPr>
-            <w:tcW w:w="4677" w:type="dxa"/>
-          </w:tcPr>
-          <w:p>
-            <w:pPr>
-              <w:pStyle w:val="ae"/>
-              <w:keepNext/>
-              <w:spacing w:before="40" w:after="40"/>
-              <w:jc w:val="left"/>
-            </w:pPr>
-          </w:p>
-        </w:tc>
-      </w:tr>
-      <w:tr>
-        <w:trPr>
-          <w:cantSplit/>
-          <w:jc w:val="center"/>
-        </w:trPr>
-        <w:tc>
-          <w:tcPr>
-            <w:tcW w:w="4677" w:type="dxa"/>
-          </w:tcPr>
-          <w:p>
-            <w:pPr>
-              <w:pStyle w:val="ae"/>
-              <w:spacing w:before="40" w:after="40"/>
-              <w:jc w:val="left"/>
-            </w:pPr>
-            <w:r>
-              <w:t>Ограничения</w:t>
-            </w:r>
-          </w:p>
-        </w:tc>
-        <w:tc>
-          <w:tcPr>
-            <w:tcW w:w="4677" w:type="dxa"/>
-          </w:tcPr>
-          <w:p>
-            <w:pPr>
-              <w:pStyle w:val="ae"/>
-              <w:spacing w:before="40" w:after="40"/>
-              <w:jc w:val="left"/>
-            </w:pPr>
+            <w:r>
+              <w:t>Candidate/In Review; no formal Project OS admission, acceptance, tags, signatures or production effects</w:t>
+            </w:r>
           </w:p>
         </w:tc>
       </w:tr>
@@ -3765,7 +3955,7 @@
     </w:p>
     <w:p>
       <w:r>
-        <w:t>Что открыть/выполнить: Открыть https://hitpipe.atlassian.net/browse/HIT-50 и [PR not created; Lead human action required]; во вкладке Files changed раскрыть изменение требования FR-SIG-01, FR-SIG-02, FR-SIG-03, FR-SIG-04. Показать ключ задачи, автора, исходную/целевую ветви, состояние PR и смысловой diff. При необходимости использовать два подрисунка.</w:t>
+        <w:t>Что открыть/выполнить: Открыть https://hitpipe.atlassian.net/browse/HIT-50 и https://github.com/hitpipe/hitpipe/pull/38; во вкладке Files changed раскрыть изменение требования FR-SIG-01, FR-SIG-02, FR-SIG-03, FR-SIG-04. Показать ключ задачи, автора, исходную/целевую ветви, состояние PR и смысловой diff. При необходимости использовать два подрисунка.</w:t>
       </w:r>
     </w:p>
     <w:p>
@@ -3793,7 +3983,7 @@
     </w:p>
     <w:p>
       <w:r>
-        <w:t>Что открыть/выполнить: Открыть [GitHub Actions run not available for HIT-50 at report build] для commit 35b4c247319cf3bf0c8d8288d109c996fc721d0b. Показать SHA, имена реально выполненных проверок, общий статус; раскрыть журнал содержательной проверки local git diff/json/status validation, чтобы было видно, что проверялось.</w:t>
+        <w:t>Что открыть/выполнить: Открыть https://github.com/hitpipe/hitpipe/pull/38 для commit 35b4c247319cf3bf0c8d8288d109c996fc721d0b. Показать SHA, имена реально выполненных проверок, общий статус; раскрыть журнал содержательной проверки PR #38; native CI run 39262488242 success, чтобы было видно, что проверялось.</w:t>
       </w:r>
     </w:p>
     <w:p>

--- a/docs/labs/pr12/nb/reports/0302-pz01-nb.docx
+++ b/docs/labs/pr12/nb/reports/0302-pz01-nb.docx
@@ -3116,7 +3116,7 @@
           </w:tcPr>
           <w:p>
             <w:r>
-              <w:t>PR31 head 53687c138e266fda9104ef620edbc7d4252d8f6f; native intake workflow</w:t>
+              <w:t>PR31 head 53687c138e266fda9104ef620edbc7d4252d8f6; native intake workflow</w:t>
             </w:r>
           </w:p>
         </w:tc>
